--- a/output/templates-docx/contrato_supressao_folgas.docx
+++ b/output/templates-docx/contrato_supressao_folgas.docx
@@ -160,7 +160,7 @@
           <w:sz w:val="22"/>
           <w:szCs w:val="22"/>
         </w:rPr>
-        <w:t>{NACIONALIDADE}</w:t>
+        <w:t>{NACIONALIDADE}, {ESTADO_CIVIL}</w:t>
       </w:r>
       <w:r>
         <w:rPr>
